--- a/专利交底书/2026-07-16/最终输出/专利技术交底书_基于不可变测试预言与分层执行证据的风控测试用例受控修复方法及系统.docx
+++ b/专利交底书/2026-07-16/最终输出/专利技术交底书_基于不可变测试预言与分层执行证据的风控测试用例受控修复方法及系统.docx
@@ -672,13 +672,13 @@
       <w:pPr>
         <w:keepNext/>
         <w:keepLines/>
-        <w:spacing w:after="120" w:before="300" w:line="4360" w:lineRule="atLeast"/>
+        <w:spacing w:after="120" w:before="300" w:line="5155" w:lineRule="atLeast"/>
         <w:jc w:val="center"/>
       </w:pPr>
       <w:r>
         <w:drawing>
           <wp:inline distT="0" distB="0" distL="0" distR="0">
-            <wp:extent cx="3810000" cy="2514600"/>
+            <wp:extent cx="3810000" cy="3019425"/>
             <wp:effectExtent t="0" r="0" b="0" l="0"/>
             <wp:docPr id="1" name="loop_fig1_closed_loop.png" descr="loop_fig1_closed_loop.png" title="loop_fig1_closed_loop.png"/>
             <wp:cNvGraphicFramePr>
@@ -703,7 +703,7 @@
                   <pic:spPr bwMode="auto">
                     <a:xfrm>
                       <a:off x="0" y="0"/>
-                      <a:ext cx="3810000" cy="2514600"/>
+                      <a:ext cx="3810000" cy="3019425"/>
                     </a:xfrm>
                     <a:prstGeom prst="rect">
                       <a:avLst/>
